--- a/policies/build/masters/AAC.7_v2_master.docx
+++ b/policies/build/masters/AAC.7_v2_master.docx
@@ -11,40 +11,25 @@
         <w:rPr>
           <w:b/>
           <w:bCs/>
+          <w:sz w:val="28"/>
+          <w:szCs w:val="28"/>
+        </w:rPr>
+        <w:t>Policy on Continuity and Multidisciplinary Care</w:t>
+      </w:r>
+    </w:p>
+    <w:p>
+      <w:pPr>
+        <w:spacing w:after="60"/>
+        <w:jc w:val="center"/>
+      </w:pPr>
+      <w:r>
+        <w:rPr>
+          <w:b/>
+          <w:bCs/>
           <w:sz w:val="32"/>
           <w:szCs w:val="32"/>
         </w:rPr>
         <w:t xml:space="preserve">«Hospital Name»</w:t>
-      </w:r>
-    </w:p>
-    <w:p>
-      <w:pPr>
-        <w:spacing w:after="60"/>
-        <w:jc w:val="center"/>
-      </w:pPr>
-      <w:r>
-        <w:rPr>
-          <w:b/>
-          <w:bCs/>
-          <w:sz w:val="28"/>
-          <w:szCs w:val="28"/>
-        </w:rPr>
-        <w:t xml:space="preserve">Continuity and Multidisciplinary Care</w:t>
-      </w:r>
-    </w:p>
-    <w:p>
-      <w:pPr>
-        <w:spacing w:after="240"/>
-        <w:jc w:val="center"/>
-      </w:pPr>
-      <w:r>
-        <w:rPr>
-          <w:i/>
-          <w:iCs/>
-          <w:sz w:val="20"/>
-          <w:szCs w:val="20"/>
-        </w:rPr>
-        <w:t xml:space="preserve">Continuity of care, handover and internal transfer.</w:t>
       </w:r>
     </w:p>
     <w:p>
@@ -2450,157 +2435,6 @@
         <w:t xml:space="preserve">The Nursing Superintendent holds signed acknowledgements with the induction record.</w:t>
       </w:r>
     </w:p>
-    <w:p>
-      <w:pPr>
-        <w:pStyle w:val="Heading1"/>
-        <w:spacing w:after="120" w:before="280"/>
-      </w:pPr>
-      <w:r>
-        <w:t xml:space="preserve">9. References</w:t>
-      </w:r>
-    </w:p>
-    <w:p>
-      <w:pPr>
-        <w:pStyle w:val="ListParagraph"/>
-        <w:numPr>
-          <w:ilvl w:val="0"/>
-          <w:numId w:val="1"/>
-        </w:numPr>
-        <w:spacing w:after="60"/>
-      </w:pPr>
-      <w:r>
-        <w:rPr>
-          <w:sz w:val="22"/>
-          <w:szCs w:val="22"/>
-        </w:rPr>
-        <w:t xml:space="preserve">National Accreditation Board for Hospitals and Healthcare Providers (NABH), Standards for Small Healthcare Organisations, 3rd Edition — Access, Assessment and Continuity of Care chapter, standard AAC.7.</w:t>
-      </w:r>
-    </w:p>
-    <w:p>
-      <w:pPr>
-        <w:pStyle w:val="ListParagraph"/>
-        <w:numPr>
-          <w:ilvl w:val="0"/>
-          <w:numId w:val="1"/>
-        </w:numPr>
-        <w:spacing w:after="60"/>
-      </w:pPr>
-      <w:r>
-        <w:rPr>
-          <w:sz w:val="22"/>
-          <w:szCs w:val="22"/>
-        </w:rPr>
-        <w:t xml:space="preserve">Internal documents of «Hospital Name»: handover register or tool; internal transfer checklist; patient file documentation standards; referral process.</w:t>
-      </w:r>
-    </w:p>
-    <w:p>
-      <w:pPr>
-        <w:pStyle w:val="Heading1"/>
-        <w:spacing w:after="120" w:before="280"/>
-      </w:pPr>
-      <w:r>
-        <w:t xml:space="preserve">10. Distribution</w:t>
-      </w:r>
-    </w:p>
-    <w:p>
-      <w:pPr>
-        <w:spacing w:after="140"/>
-      </w:pPr>
-      <w:r>
-        <w:rPr>
-          <w:sz w:val="22"/>
-          <w:szCs w:val="22"/>
-        </w:rPr>
-        <w:t xml:space="preserve">Official master copy: office of the Medical Superintendent, «Hospital Name», with the Quality Coordinator.</w:t>
-      </w:r>
-    </w:p>
-    <w:p>
-      <w:pPr>
-        <w:spacing w:after="140"/>
-      </w:pPr>
-      <w:r>
-        <w:rPr>
-          <w:sz w:val="22"/>
-          <w:szCs w:val="22"/>
-        </w:rPr>
-        <w:t xml:space="preserve">Copies issued to: every in-patient ward; emergency; out-patient; day-care; nursing administration.</w:t>
-      </w:r>
-    </w:p>
-    <w:p>
-      <w:pPr>
-        <w:spacing w:after="140"/>
-      </w:pPr>
-      <w:r>
-        <w:rPr>
-          <w:sz w:val="22"/>
-          <w:szCs w:val="22"/>
-        </w:rPr>
-        <w:t xml:space="preserve">The current version is available to all staff at the «front-office policy file» and, if the hospital keeps an intranet, at «staff intranet / policies».</w:t>
-      </w:r>
-    </w:p>
-    <w:p>
-      <w:pPr>
-        <w:spacing w:after="140"/>
-      </w:pPr>
-      <w:r>
-        <w:rPr>
-          <w:sz w:val="22"/>
-          <w:szCs w:val="22"/>
-        </w:rPr>
-        <w:t xml:space="preserve">When a new version is issued, take old copies out of use.</w:t>
-      </w:r>
-    </w:p>
-    <w:p>
-      <w:pPr>
-        <w:pStyle w:val="Heading1"/>
-        <w:spacing w:after="120" w:before="280"/>
-      </w:pPr>
-      <w:r>
-        <w:t xml:space="preserve">11. Abbreviations</w:t>
-      </w:r>
-    </w:p>
-    <w:p>
-      <w:pPr>
-        <w:spacing w:after="140"/>
-      </w:pPr>
-      <w:r>
-        <w:rPr>
-          <w:sz w:val="22"/>
-          <w:szCs w:val="22"/>
-        </w:rPr>
-        <w:t xml:space="preserve">AAC — Access, Assessment and Continuity of Care (NABH SHCO chapter 2)
-CAPA — corrective and preventive action
-EWS — early warning score
-NABH — National Accreditation Board for Hospitals and Healthcare Providers
-OE — objective element
-PRE — Patient Rights and Education (NABH SHCO chapter 4)
-SBAR — Situation, Background, Assessment, Recommendation
-SHCO — Standards for Small Healthcare Organisations</w:t>
-      </w:r>
-    </w:p>
-    <w:p>
-      <w:pPr>
-        <w:pStyle w:val="Heading1"/>
-        <w:spacing w:after="120" w:before="280"/>
-      </w:pPr>
-      <w:r>
-        <w:t xml:space="preserve">12. Traceability to NABH SHCO 3rd Edition AAC.7</w:t>
-      </w:r>
-    </w:p>
-    <w:p>
-      <w:pPr>
-        <w:spacing w:after="120"/>
-      </w:pPr>
-      <w:r>
-        <w:rPr>
-          <w:i/>
-          <w:iCs/>
-          <w:sz w:val="20"/>
-          <w:szCs w:val="20"/>
-        </w:rPr>
-        <w:t xml:space="preserve">This table is an index. It is not how the policy is organised.</w:t>
-      </w:r>
-    </w:p>
     <w:tbl>
       <w:tblPr>
         <w:tblW w:type="pct" w:w="100%"/>
@@ -3080,7 +2914,92 @@
         <w:spacing w:after="120" w:before="280"/>
       </w:pPr>
       <w:r>
-        <w:t xml:space="preserve">13. Required Records / Evidence Checklist</w:t>
+        <w:t>9. Distribution</w:t>
+      </w:r>
+    </w:p>
+    <w:p>
+      <w:pPr>
+        <w:spacing w:after="140"/>
+      </w:pPr>
+      <w:r>
+        <w:rPr>
+          <w:sz w:val="22"/>
+          <w:szCs w:val="22"/>
+        </w:rPr>
+        <w:t xml:space="preserve">Official master copy: office of the Medical Superintendent, «Hospital Name», with the Quality Coordinator.</w:t>
+      </w:r>
+    </w:p>
+    <w:p>
+      <w:pPr>
+        <w:spacing w:after="140"/>
+      </w:pPr>
+      <w:r>
+        <w:rPr>
+          <w:sz w:val="22"/>
+          <w:szCs w:val="22"/>
+        </w:rPr>
+        <w:t xml:space="preserve">Copies issued to: every in-patient ward; emergency; out-patient; day-care; nursing administration.</w:t>
+      </w:r>
+    </w:p>
+    <w:p>
+      <w:pPr>
+        <w:spacing w:after="140"/>
+      </w:pPr>
+      <w:r>
+        <w:rPr>
+          <w:sz w:val="22"/>
+          <w:szCs w:val="22"/>
+        </w:rPr>
+        <w:t xml:space="preserve">The current version is available to all staff at the «front-office policy file» and, if the hospital keeps an intranet, at «staff intranet / policies».</w:t>
+      </w:r>
+    </w:p>
+    <w:p>
+      <w:pPr>
+        <w:spacing w:after="140"/>
+      </w:pPr>
+      <w:r>
+        <w:rPr>
+          <w:sz w:val="22"/>
+          <w:szCs w:val="22"/>
+        </w:rPr>
+        <w:t xml:space="preserve">When a new version is issued, take old copies out of use.</w:t>
+      </w:r>
+    </w:p>
+    <w:p>
+      <w:pPr>
+        <w:pStyle w:val="Heading1"/>
+        <w:spacing w:after="120" w:before="280"/>
+      </w:pPr>
+      <w:r>
+        <w:t>10. Abbreviations</w:t>
+      </w:r>
+    </w:p>
+    <w:p>
+      <w:pPr>
+        <w:spacing w:after="140"/>
+      </w:pPr>
+      <w:r>
+        <w:rPr>
+          <w:sz w:val="22"/>
+          <w:szCs w:val="22"/>
+        </w:rPr>
+        <w:t xml:space="preserve">AAC — Access, Assessment and Continuity of Care (NABH SHCO chapter 2)
+CAPA — corrective and preventive action
+EWS — early warning score
+NABH — National Accreditation Board for Hospitals and Healthcare Providers
+OE — objective element
+PRE — Patient Rights and Education (NABH SHCO chapter 4)
+SBAR — Situation, Background, Assessment, Recommendation
+SHCO — Standards for Small Healthcare Organisations</w:t>
+      </w:r>
+    </w:p>
+    <w:p>
+      <w:pPr>
+        <w:pStyle w:val="Heading1"/>
+        <w:spacing w:after="120" w:before="280"/>
+      </w:pPr>
+      <w:r>
+        <w:t>11. Traceability to NABH SHCO 3rd Edition AAC.7</w:t>
       </w:r>
     </w:p>
     <w:p>
@@ -3094,6 +3013,29 @@
           <w:sz w:val="20"/>
           <w:szCs w:val="20"/>
         </w:rPr>
+        <w:t xml:space="preserve">This table is an index. It is not how the policy is organised.</w:t>
+      </w:r>
+    </w:p>
+    <w:p>
+      <w:pPr>
+        <w:pStyle w:val="Heading1"/>
+        <w:spacing w:after="120" w:before="280"/>
+      </w:pPr>
+      <w:r>
+        <w:t>12. Required Records / Evidence Checklist</w:t>
+      </w:r>
+    </w:p>
+    <w:p>
+      <w:pPr>
+        <w:spacing w:after="120"/>
+      </w:pPr>
+      <w:r>
+        <w:rPr>
+          <w:i/>
+          <w:iCs/>
+          <w:sz w:val="20"/>
+          <w:szCs w:val="20"/>
+        </w:rPr>
         <w:t xml:space="preserve">Records the hospital holds under this policy, listed by objective element.</w:t>
       </w:r>
     </w:p>
@@ -3335,6 +3277,49 @@
           <w:szCs w:val="22"/>
         </w:rPr>
         <w:t xml:space="preserve">Critical-patient transfer records showing doctor accompaniment.</w:t>
+      </w:r>
+    </w:p>
+    <w:p>
+      <w:pPr>
+        <w:pStyle w:val="Heading1"/>
+        <w:spacing w:after="120" w:before="280"/>
+      </w:pPr>
+      <w:r>
+        <w:t>13. References</w:t>
+      </w:r>
+    </w:p>
+    <w:p>
+      <w:pPr>
+        <w:pStyle w:val="ListParagraph"/>
+        <w:numPr>
+          <w:ilvl w:val="0"/>
+          <w:numId w:val="1"/>
+        </w:numPr>
+        <w:spacing w:after="60"/>
+      </w:pPr>
+      <w:r>
+        <w:rPr>
+          <w:sz w:val="22"/>
+          <w:szCs w:val="22"/>
+        </w:rPr>
+        <w:t xml:space="preserve">National Accreditation Board for Hospitals and Healthcare Providers (NABH), Standards for Small Healthcare Organisations, 3rd Edition — Access, Assessment and Continuity of Care chapter, standard AAC.7.</w:t>
+      </w:r>
+    </w:p>
+    <w:p>
+      <w:pPr>
+        <w:pStyle w:val="ListParagraph"/>
+        <w:numPr>
+          <w:ilvl w:val="0"/>
+          <w:numId w:val="1"/>
+        </w:numPr>
+        <w:spacing w:after="60"/>
+      </w:pPr>
+      <w:r>
+        <w:rPr>
+          <w:sz w:val="22"/>
+          <w:szCs w:val="22"/>
+        </w:rPr>
+        <w:t xml:space="preserve">Internal documents of «Hospital Name»: handover register or tool; internal transfer checklist; patient file documentation standards; referral process.</w:t>
       </w:r>
     </w:p>
     <w:p>
@@ -3459,7 +3444,7 @@
         <w:sz w:val="16"/>
         <w:szCs w:val="16"/>
       </w:rPr>
-      <w:t xml:space="preserve">«Hospital Name»  |  «AAC/POL/07»  |  Controlled document  |  Continuity and Multidisciplinary Care</w:t>
+      <w:t>«Hospital Name»  |  «AAC/POL/07»  |  Controlled document  |  Policy on Continuity and Multidisciplinary Care</w:t>
     </w:r>
   </w:p>
 </w:ftr>

--- a/policies/build/masters/AAC.7_v2_master.docx
+++ b/policies/build/masters/AAC.7_v2_master.docx
@@ -1616,7 +1616,7 @@
           <w:sz w:val="22"/>
           <w:szCs w:val="22"/>
         </w:rPr>
-        <w:t xml:space="preserve">Root-cause analysis is required when the same handover or continuity defect recurs within six months.</w:t>
+        <w:t>Root-cause analysis is required when the same handover or continuity defect recurs; the organisation's defined recurrence threshold applies, as documented in the hospital's Root Cause Analysis procedure.</w:t>
       </w:r>
     </w:p>
     <w:p>

--- a/policies/build/masters/AAC.7_v2_master.docx
+++ b/policies/build/masters/AAC.7_v2_master.docx
@@ -2452,6 +2452,7 @@
         <w:gridCol w:w="100"/>
         <w:gridCol w:w="100"/>
         <w:gridCol w:w="100"/>
+        <w:gridCol w:w="100"/>
       </w:tblGrid>
       <w:tr>
         <w:tc>
@@ -2479,6 +2480,26 @@
         </w:tc>
         <w:tc>
           <w:tcPr>
+            <w:tcW w:type="pct" w:w="12%"/>
+            <w:tcBorders>
+              <w:top w:val="single" w:color="999999" w:sz="4"/>
+              <w:left w:val="single" w:color="999999" w:sz="4"/>
+              <w:bottom w:val="single" w:color="999999" w:sz="4"/>
+              <w:right w:val="single" w:color="999999" w:sz="4"/>
+            </w:tcBorders>
+            <w:shd w:fill="E8E8E8" w:val="clear"/>
+          </w:tcPr>
+          <w:p>
+            <w:r>
+              <w:rPr>
+                <w:b/>
+              </w:rPr>
+              <w:t>Level</w:t>
+            </w:r>
+          </w:p>
+        </w:tc>
+        <w:tc>
+          <w:tcPr>
             <w:tcW w:type="pct" w:w="32%"/>
             <w:tcBorders>
               <w:top w:val="single" w:color="999999" w:sz="4"/>
@@ -2572,6 +2593,22 @@
         </w:tc>
         <w:tc>
           <w:tcPr>
+            <w:tcW w:type="pct" w:w="12%"/>
+            <w:tcBorders>
+              <w:top w:val="single" w:color="999999" w:sz="4"/>
+              <w:left w:val="single" w:color="999999" w:sz="4"/>
+              <w:bottom w:val="single" w:color="999999" w:sz="4"/>
+              <w:right w:val="single" w:color="999999" w:sz="4"/>
+            </w:tcBorders>
+          </w:tcPr>
+          <w:p>
+            <w:r>
+              <w:t>Commitment</w:t>
+            </w:r>
+          </w:p>
+        </w:tc>
+        <w:tc>
+          <w:tcPr>
             <w:tcW w:type="pct" w:w="32%"/>
             <w:tcBorders>
               <w:top w:val="single" w:color="999999" w:sz="4"/>
@@ -2662,6 +2699,22 @@
         </w:tc>
         <w:tc>
           <w:tcPr>
+            <w:tcW w:type="pct" w:w="12%"/>
+            <w:tcBorders>
+              <w:top w:val="single" w:color="999999" w:sz="4"/>
+              <w:left w:val="single" w:color="999999" w:sz="4"/>
+              <w:bottom w:val="single" w:color="999999" w:sz="4"/>
+              <w:right w:val="single" w:color="999999" w:sz="4"/>
+            </w:tcBorders>
+          </w:tcPr>
+          <w:p>
+            <w:r>
+              <w:t>Commitment</w:t>
+            </w:r>
+          </w:p>
+        </w:tc>
+        <w:tc>
+          <w:tcPr>
             <w:tcW w:type="pct" w:w="32%"/>
             <w:tcBorders>
               <w:top w:val="single" w:color="999999" w:sz="4"/>
@@ -2752,6 +2805,22 @@
         </w:tc>
         <w:tc>
           <w:tcPr>
+            <w:tcW w:type="pct" w:w="12%"/>
+            <w:tcBorders>
+              <w:top w:val="single" w:color="999999" w:sz="4"/>
+              <w:left w:val="single" w:color="999999" w:sz="4"/>
+              <w:bottom w:val="single" w:color="999999" w:sz="4"/>
+              <w:right w:val="single" w:color="999999" w:sz="4"/>
+            </w:tcBorders>
+          </w:tcPr>
+          <w:p>
+            <w:r>
+              <w:t>CORE</w:t>
+            </w:r>
+          </w:p>
+        </w:tc>
+        <w:tc>
+          <w:tcPr>
             <w:tcW w:type="pct" w:w="32%"/>
             <w:tcBorders>
               <w:top w:val="single" w:color="999999" w:sz="4"/>
@@ -2842,6 +2911,22 @@
         </w:tc>
         <w:tc>
           <w:tcPr>
+            <w:tcW w:type="pct" w:w="12%"/>
+            <w:tcBorders>
+              <w:top w:val="single" w:color="999999" w:sz="4"/>
+              <w:left w:val="single" w:color="999999" w:sz="4"/>
+              <w:bottom w:val="single" w:color="999999" w:sz="4"/>
+              <w:right w:val="single" w:color="999999" w:sz="4"/>
+            </w:tcBorders>
+          </w:tcPr>
+          <w:p>
+            <w:r>
+              <w:t>Commitment</w:t>
+            </w:r>
+          </w:p>
+        </w:tc>
+        <w:tc>
+          <w:tcPr>
             <w:tcW w:type="pct" w:w="32%"/>
             <w:tcBorders>
               <w:top w:val="single" w:color="999999" w:sz="4"/>
@@ -2974,25 +3059,401 @@
         <w:t>10. Abbreviations</w:t>
       </w:r>
     </w:p>
-    <w:p>
-      <w:pPr>
-        <w:spacing w:after="140"/>
-      </w:pPr>
-      <w:r>
-        <w:rPr>
-          <w:sz w:val="22"/>
-          <w:szCs w:val="22"/>
-        </w:rPr>
-        <w:t xml:space="preserve">AAC — Access, Assessment and Continuity of Care (NABH SHCO chapter 2)
-CAPA — corrective and preventive action
-EWS — early warning score
-NABH — National Accreditation Board for Hospitals and Healthcare Providers
-OE — objective element
-PRE — Patient Rights and Education (NABH SHCO chapter 4)
-SBAR — Situation, Background, Assessment, Recommendation
-SHCO — Standards for Small Healthcare Organisations</w:t>
-      </w:r>
-    </w:p>
+    <w:tbl>
+      <w:tblPr>
+        <w:tblW w:type="pct" w:w="100%"/>
+        <w:tblBorders>
+          <w:top w:val="single" w:color="auto" w:sz="4"/>
+          <w:left w:val="single" w:color="auto" w:sz="4"/>
+          <w:bottom w:val="single" w:color="auto" w:sz="4"/>
+          <w:right w:val="single" w:color="auto" w:sz="4"/>
+          <w:insideH w:val="single" w:color="auto" w:sz="4"/>
+          <w:insideV w:val="single" w:color="auto" w:sz="4"/>
+        </w:tblBorders>
+      </w:tblPr>
+      <w:tblGrid>
+        <w:gridCol w:w="100"/>
+        <w:gridCol w:w="100"/>
+      </w:tblGrid>
+      <w:tr>
+        <w:tc>
+          <w:tcPr>
+            <w:tcW w:type="pct" w:w="22%"/>
+            <w:tcBorders>
+              <w:top w:val="single" w:color="999999" w:sz="4"/>
+              <w:left w:val="single" w:color="999999" w:sz="4"/>
+              <w:bottom w:val="single" w:color="999999" w:sz="4"/>
+              <w:right w:val="single" w:color="999999" w:sz="4"/>
+            </w:tcBorders>
+            <w:shd w:fill="E8E8E8" w:val="clear"/>
+          </w:tcPr>
+          <w:p>
+            <w:r>
+              <w:rPr>
+                <w:b/>
+              </w:rPr>
+              <w:t>Abbreviation</w:t>
+            </w:r>
+          </w:p>
+        </w:tc>
+        <w:tc>
+          <w:tcPr>
+            <w:tcW w:type="pct" w:w="22%"/>
+            <w:tcBorders>
+              <w:top w:val="single" w:color="999999" w:sz="4"/>
+              <w:left w:val="single" w:color="999999" w:sz="4"/>
+              <w:bottom w:val="single" w:color="999999" w:sz="4"/>
+              <w:right w:val="single" w:color="999999" w:sz="4"/>
+            </w:tcBorders>
+            <w:shd w:fill="E8E8E8" w:val="clear"/>
+          </w:tcPr>
+          <w:p>
+            <w:r>
+              <w:rPr>
+                <w:b/>
+              </w:rPr>
+              <w:t>Meaning</w:t>
+            </w:r>
+          </w:p>
+        </w:tc>
+      </w:tr>
+      <w:tr>
+        <w:tc>
+          <w:tcPr>
+            <w:tcW w:type="pct" w:w="22%"/>
+            <w:tcBorders>
+              <w:top w:val="single" w:color="999999" w:sz="4"/>
+              <w:left w:val="single" w:color="999999" w:sz="4"/>
+              <w:bottom w:val="single" w:color="999999" w:sz="4"/>
+              <w:right w:val="single" w:color="999999" w:sz="4"/>
+            </w:tcBorders>
+            <w:shd w:fill="E8E8E8" w:val="clear"/>
+          </w:tcPr>
+          <w:p>
+            <w:r>
+              <w:rPr>
+                <w:b w:val="0"/>
+              </w:rPr>
+              <w:t>AAC</w:t>
+            </w:r>
+          </w:p>
+        </w:tc>
+        <w:tc>
+          <w:tcPr>
+            <w:tcW w:type="pct" w:w="22%"/>
+            <w:tcBorders>
+              <w:top w:val="single" w:color="999999" w:sz="4"/>
+              <w:left w:val="single" w:color="999999" w:sz="4"/>
+              <w:bottom w:val="single" w:color="999999" w:sz="4"/>
+              <w:right w:val="single" w:color="999999" w:sz="4"/>
+            </w:tcBorders>
+            <w:shd w:fill="E8E8E8" w:val="clear"/>
+          </w:tcPr>
+          <w:p>
+            <w:r>
+              <w:rPr>
+                <w:b w:val="0"/>
+              </w:rPr>
+              <w:t>Access, Assessment and Continuity of Care (NABH SHCO chapter 2)</w:t>
+            </w:r>
+          </w:p>
+        </w:tc>
+      </w:tr>
+      <w:tr>
+        <w:tc>
+          <w:tcPr>
+            <w:tcW w:type="pct" w:w="22%"/>
+            <w:tcBorders>
+              <w:top w:val="single" w:color="999999" w:sz="4"/>
+              <w:left w:val="single" w:color="999999" w:sz="4"/>
+              <w:bottom w:val="single" w:color="999999" w:sz="4"/>
+              <w:right w:val="single" w:color="999999" w:sz="4"/>
+            </w:tcBorders>
+            <w:shd w:fill="E8E8E8" w:val="clear"/>
+          </w:tcPr>
+          <w:p>
+            <w:r>
+              <w:rPr>
+                <w:b w:val="0"/>
+              </w:rPr>
+              <w:t>CAPA</w:t>
+            </w:r>
+          </w:p>
+        </w:tc>
+        <w:tc>
+          <w:tcPr>
+            <w:tcW w:type="pct" w:w="22%"/>
+            <w:tcBorders>
+              <w:top w:val="single" w:color="999999" w:sz="4"/>
+              <w:left w:val="single" w:color="999999" w:sz="4"/>
+              <w:bottom w:val="single" w:color="999999" w:sz="4"/>
+              <w:right w:val="single" w:color="999999" w:sz="4"/>
+            </w:tcBorders>
+            <w:shd w:fill="E8E8E8" w:val="clear"/>
+          </w:tcPr>
+          <w:p>
+            <w:r>
+              <w:rPr>
+                <w:b w:val="0"/>
+              </w:rPr>
+              <w:t>corrective and preventive action</w:t>
+            </w:r>
+          </w:p>
+        </w:tc>
+      </w:tr>
+      <w:tr>
+        <w:tc>
+          <w:tcPr>
+            <w:tcW w:type="pct" w:w="22%"/>
+            <w:tcBorders>
+              <w:top w:val="single" w:color="999999" w:sz="4"/>
+              <w:left w:val="single" w:color="999999" w:sz="4"/>
+              <w:bottom w:val="single" w:color="999999" w:sz="4"/>
+              <w:right w:val="single" w:color="999999" w:sz="4"/>
+            </w:tcBorders>
+            <w:shd w:fill="E8E8E8" w:val="clear"/>
+          </w:tcPr>
+          <w:p>
+            <w:r>
+              <w:rPr>
+                <w:b w:val="0"/>
+              </w:rPr>
+              <w:t>EWS</w:t>
+            </w:r>
+          </w:p>
+        </w:tc>
+        <w:tc>
+          <w:tcPr>
+            <w:tcW w:type="pct" w:w="22%"/>
+            <w:tcBorders>
+              <w:top w:val="single" w:color="999999" w:sz="4"/>
+              <w:left w:val="single" w:color="999999" w:sz="4"/>
+              <w:bottom w:val="single" w:color="999999" w:sz="4"/>
+              <w:right w:val="single" w:color="999999" w:sz="4"/>
+            </w:tcBorders>
+            <w:shd w:fill="E8E8E8" w:val="clear"/>
+          </w:tcPr>
+          <w:p>
+            <w:r>
+              <w:rPr>
+                <w:b w:val="0"/>
+              </w:rPr>
+              <w:t>early warning score</w:t>
+            </w:r>
+          </w:p>
+        </w:tc>
+      </w:tr>
+      <w:tr>
+        <w:tc>
+          <w:tcPr>
+            <w:tcW w:type="pct" w:w="22%"/>
+            <w:tcBorders>
+              <w:top w:val="single" w:color="999999" w:sz="4"/>
+              <w:left w:val="single" w:color="999999" w:sz="4"/>
+              <w:bottom w:val="single" w:color="999999" w:sz="4"/>
+              <w:right w:val="single" w:color="999999" w:sz="4"/>
+            </w:tcBorders>
+            <w:shd w:fill="E8E8E8" w:val="clear"/>
+          </w:tcPr>
+          <w:p>
+            <w:r>
+              <w:rPr>
+                <w:b w:val="0"/>
+              </w:rPr>
+              <w:t>NABH</w:t>
+            </w:r>
+          </w:p>
+        </w:tc>
+        <w:tc>
+          <w:tcPr>
+            <w:tcW w:type="pct" w:w="22%"/>
+            <w:tcBorders>
+              <w:top w:val="single" w:color="999999" w:sz="4"/>
+              <w:left w:val="single" w:color="999999" w:sz="4"/>
+              <w:bottom w:val="single" w:color="999999" w:sz="4"/>
+              <w:right w:val="single" w:color="999999" w:sz="4"/>
+            </w:tcBorders>
+            <w:shd w:fill="E8E8E8" w:val="clear"/>
+          </w:tcPr>
+          <w:p>
+            <w:r>
+              <w:rPr>
+                <w:b w:val="0"/>
+              </w:rPr>
+              <w:t>National Accreditation Board for Hospitals and Healthcare Providers</w:t>
+            </w:r>
+          </w:p>
+        </w:tc>
+      </w:tr>
+      <w:tr>
+        <w:tc>
+          <w:tcPr>
+            <w:tcW w:type="pct" w:w="22%"/>
+            <w:tcBorders>
+              <w:top w:val="single" w:color="999999" w:sz="4"/>
+              <w:left w:val="single" w:color="999999" w:sz="4"/>
+              <w:bottom w:val="single" w:color="999999" w:sz="4"/>
+              <w:right w:val="single" w:color="999999" w:sz="4"/>
+            </w:tcBorders>
+            <w:shd w:fill="E8E8E8" w:val="clear"/>
+          </w:tcPr>
+          <w:p>
+            <w:r>
+              <w:rPr>
+                <w:b w:val="0"/>
+              </w:rPr>
+              <w:t>OE</w:t>
+            </w:r>
+          </w:p>
+        </w:tc>
+        <w:tc>
+          <w:tcPr>
+            <w:tcW w:type="pct" w:w="22%"/>
+            <w:tcBorders>
+              <w:top w:val="single" w:color="999999" w:sz="4"/>
+              <w:left w:val="single" w:color="999999" w:sz="4"/>
+              <w:bottom w:val="single" w:color="999999" w:sz="4"/>
+              <w:right w:val="single" w:color="999999" w:sz="4"/>
+            </w:tcBorders>
+            <w:shd w:fill="E8E8E8" w:val="clear"/>
+          </w:tcPr>
+          <w:p>
+            <w:r>
+              <w:rPr>
+                <w:b w:val="0"/>
+              </w:rPr>
+              <w:t>objective element</w:t>
+            </w:r>
+          </w:p>
+        </w:tc>
+      </w:tr>
+      <w:tr>
+        <w:tc>
+          <w:tcPr>
+            <w:tcW w:type="pct" w:w="22%"/>
+            <w:tcBorders>
+              <w:top w:val="single" w:color="999999" w:sz="4"/>
+              <w:left w:val="single" w:color="999999" w:sz="4"/>
+              <w:bottom w:val="single" w:color="999999" w:sz="4"/>
+              <w:right w:val="single" w:color="999999" w:sz="4"/>
+            </w:tcBorders>
+            <w:shd w:fill="E8E8E8" w:val="clear"/>
+          </w:tcPr>
+          <w:p>
+            <w:r>
+              <w:rPr>
+                <w:b w:val="0"/>
+              </w:rPr>
+              <w:t>PRE</w:t>
+            </w:r>
+          </w:p>
+        </w:tc>
+        <w:tc>
+          <w:tcPr>
+            <w:tcW w:type="pct" w:w="22%"/>
+            <w:tcBorders>
+              <w:top w:val="single" w:color="999999" w:sz="4"/>
+              <w:left w:val="single" w:color="999999" w:sz="4"/>
+              <w:bottom w:val="single" w:color="999999" w:sz="4"/>
+              <w:right w:val="single" w:color="999999" w:sz="4"/>
+            </w:tcBorders>
+            <w:shd w:fill="E8E8E8" w:val="clear"/>
+          </w:tcPr>
+          <w:p>
+            <w:r>
+              <w:rPr>
+                <w:b w:val="0"/>
+              </w:rPr>
+              <w:t>Patient Rights and Education (NABH SHCO chapter 4)</w:t>
+            </w:r>
+          </w:p>
+        </w:tc>
+      </w:tr>
+      <w:tr>
+        <w:tc>
+          <w:tcPr>
+            <w:tcW w:type="pct" w:w="22%"/>
+            <w:tcBorders>
+              <w:top w:val="single" w:color="999999" w:sz="4"/>
+              <w:left w:val="single" w:color="999999" w:sz="4"/>
+              <w:bottom w:val="single" w:color="999999" w:sz="4"/>
+              <w:right w:val="single" w:color="999999" w:sz="4"/>
+            </w:tcBorders>
+            <w:shd w:fill="E8E8E8" w:val="clear"/>
+          </w:tcPr>
+          <w:p>
+            <w:r>
+              <w:rPr>
+                <w:b w:val="0"/>
+              </w:rPr>
+              <w:t>SBAR</w:t>
+            </w:r>
+          </w:p>
+        </w:tc>
+        <w:tc>
+          <w:tcPr>
+            <w:tcW w:type="pct" w:w="22%"/>
+            <w:tcBorders>
+              <w:top w:val="single" w:color="999999" w:sz="4"/>
+              <w:left w:val="single" w:color="999999" w:sz="4"/>
+              <w:bottom w:val="single" w:color="999999" w:sz="4"/>
+              <w:right w:val="single" w:color="999999" w:sz="4"/>
+            </w:tcBorders>
+            <w:shd w:fill="E8E8E8" w:val="clear"/>
+          </w:tcPr>
+          <w:p>
+            <w:r>
+              <w:rPr>
+                <w:b w:val="0"/>
+              </w:rPr>
+              <w:t>Situation, Background, Assessment, Recommendation</w:t>
+            </w:r>
+          </w:p>
+        </w:tc>
+      </w:tr>
+      <w:tr>
+        <w:tc>
+          <w:tcPr>
+            <w:tcW w:type="pct" w:w="22%"/>
+            <w:tcBorders>
+              <w:top w:val="single" w:color="999999" w:sz="4"/>
+              <w:left w:val="single" w:color="999999" w:sz="4"/>
+              <w:bottom w:val="single" w:color="999999" w:sz="4"/>
+              <w:right w:val="single" w:color="999999" w:sz="4"/>
+            </w:tcBorders>
+            <w:shd w:fill="E8E8E8" w:val="clear"/>
+          </w:tcPr>
+          <w:p>
+            <w:r>
+              <w:rPr>
+                <w:b w:val="0"/>
+              </w:rPr>
+              <w:t>SHCO</w:t>
+            </w:r>
+          </w:p>
+        </w:tc>
+        <w:tc>
+          <w:tcPr>
+            <w:tcW w:type="pct" w:w="22%"/>
+            <w:tcBorders>
+              <w:top w:val="single" w:color="999999" w:sz="4"/>
+              <w:left w:val="single" w:color="999999" w:sz="4"/>
+              <w:bottom w:val="single" w:color="999999" w:sz="4"/>
+              <w:right w:val="single" w:color="999999" w:sz="4"/>
+            </w:tcBorders>
+            <w:shd w:fill="E8E8E8" w:val="clear"/>
+          </w:tcPr>
+          <w:p>
+            <w:r>
+              <w:rPr>
+                <w:b w:val="0"/>
+              </w:rPr>
+              <w:t>Standards for Small Healthcare Organisations</w:t>
+            </w:r>
+          </w:p>
+        </w:tc>
+      </w:tr>
+    </w:tbl>
     <w:p>
       <w:pPr>
         <w:pStyle w:val="Heading1"/>

--- a/policies/build/masters/AAC.7_v2_master.docx
+++ b/policies/build/masters/AAC.7_v2_master.docx
@@ -677,31 +677,7 @@
           <w:sz w:val="22"/>
           <w:szCs w:val="22"/>
         </w:rPr>
-        <w:t xml:space="preserve">The chapter intent is that care is continuous, coordinated and safely handed over.</w:t>
-      </w:r>
-    </w:p>
-    <w:p>
-      <w:pPr>
-        <w:spacing w:after="140"/>
-      </w:pPr>
-      <w:r>
-        <w:rPr>
-          <w:sz w:val="22"/>
-          <w:szCs w:val="22"/>
-        </w:rPr>
         <w:t xml:space="preserve">This policy owns continuity and handover. AAC.2 owns registration, admission and transfer in/out of the hospital. AAC.3 owns assessment and care planning. AAC.8 owns discharge. PRE owns patient consent for transfer (PRE.3).</w:t>
-      </w:r>
-    </w:p>
-    <w:p>
-      <w:pPr>
-        <w:spacing w:after="140"/>
-      </w:pPr>
-      <w:r>
-        <w:rPr>
-          <w:sz w:val="22"/>
-          <w:szCs w:val="22"/>
-        </w:rPr>
-        <w:t xml:space="preserve">Words marked «like this» are defaults. A blank marked «________» must be filled before issue.</w:t>
       </w:r>
     </w:p>
     <w:p>
@@ -735,86 +711,6 @@
           <w:szCs w:val="22"/>
         </w:rPr>
         <w:t xml:space="preserve">It covers the four elements AAC.7.a–d: responsible individual identified, information sharing, standardised handover, and safe internal transfer.</w:t>
-      </w:r>
-    </w:p>
-    <w:p>
-      <w:pPr>
-        <w:spacing w:after="140"/>
-      </w:pPr>
-      <w:r>
-        <w:rPr>
-          <w:sz w:val="22"/>
-          <w:szCs w:val="22"/>
-        </w:rPr>
-        <w:t xml:space="preserve">Boundaries:</w:t>
-      </w:r>
-    </w:p>
-    <w:p>
-      <w:pPr>
-        <w:pStyle w:val="ListParagraph"/>
-        <w:numPr>
-          <w:ilvl w:val="0"/>
-          <w:numId w:val="1"/>
-        </w:numPr>
-        <w:spacing w:after="60"/>
-      </w:pPr>
-      <w:r>
-        <w:rPr>
-          <w:sz w:val="22"/>
-          <w:szCs w:val="22"/>
-        </w:rPr>
-        <w:t xml:space="preserve">AAC.2 owns transfer-in and transfer-out of the hospital. This policy owns transfer within the hospital (ward to ward, department to department, floor to floor).</w:t>
-      </w:r>
-    </w:p>
-    <w:p>
-      <w:pPr>
-        <w:pStyle w:val="ListParagraph"/>
-        <w:numPr>
-          <w:ilvl w:val="0"/>
-          <w:numId w:val="1"/>
-        </w:numPr>
-        <w:spacing w:after="60"/>
-      </w:pPr>
-      <w:r>
-        <w:rPr>
-          <w:sz w:val="22"/>
-          <w:szCs w:val="22"/>
-        </w:rPr>
-        <w:t xml:space="preserve">PRE.3 owns consent. This policy owns the clinical handover that accompanies a transfer.</w:t>
-      </w:r>
-    </w:p>
-    <w:p>
-      <w:pPr>
-        <w:pStyle w:val="ListParagraph"/>
-        <w:numPr>
-          <w:ilvl w:val="0"/>
-          <w:numId w:val="1"/>
-        </w:numPr>
-        <w:spacing w:after="60"/>
-      </w:pPr>
-      <w:r>
-        <w:rPr>
-          <w:sz w:val="22"/>
-          <w:szCs w:val="22"/>
-        </w:rPr>
-        <w:t xml:space="preserve">AAC.3 owns the care plan. This policy owns that the care plan information is shared during handover.</w:t>
-      </w:r>
-    </w:p>
-    <w:p>
-      <w:pPr>
-        <w:pStyle w:val="ListParagraph"/>
-        <w:numPr>
-          <w:ilvl w:val="0"/>
-          <w:numId w:val="1"/>
-        </w:numPr>
-        <w:spacing w:after="60"/>
-      </w:pPr>
-      <w:r>
-        <w:rPr>
-          <w:sz w:val="22"/>
-          <w:szCs w:val="22"/>
-        </w:rPr>
-        <w:t xml:space="preserve">HIC owns infection-control precautions during transfer. This policy owns the transfer process.</w:t>
       </w:r>
     </w:p>
     <w:p>

--- a/policies/build/masters/AAC.7_v2_master.docx
+++ b/policies/build/masters/AAC.7_v2_master.docx
@@ -666,18 +666,6 @@
           <w:szCs w:val="22"/>
         </w:rPr>
         <w:t xml:space="preserve">This policy says how «Hospital Name» ensures that during all phases of care a qualified individual is identified as responsible for the patient, that information about care and response to treatment is shared among medical, nursing and other care-providers, that standardised handover communication is implemented during each staffing shift, between shifts and during transfers, and that patient transfer within the organisation is done safely.</w:t>
-      </w:r>
-    </w:p>
-    <w:p>
-      <w:pPr>
-        <w:spacing w:after="140"/>
-      </w:pPr>
-      <w:r>
-        <w:rPr>
-          <w:sz w:val="22"/>
-          <w:szCs w:val="22"/>
-        </w:rPr>
-        <w:t xml:space="preserve">This policy owns continuity and handover. AAC.2 owns registration, admission and transfer in/out of the hospital. AAC.3 owns assessment and care planning. AAC.8 owns discharge. PRE owns patient consent for transfer (PRE.3).</w:t>
       </w:r>
     </w:p>
     <w:p>

--- a/policies/build/masters/AAC.7_v2_master.docx
+++ b/policies/build/masters/AAC.7_v2_master.docx
@@ -2319,6 +2319,490 @@
         <w:t xml:space="preserve">The Nursing Superintendent holds signed acknowledgements with the induction record.</w:t>
       </w:r>
     </w:p>
+    <w:p>
+      <w:pPr>
+        <w:pStyle w:val="Heading1"/>
+        <w:spacing w:after="120" w:before="280"/>
+      </w:pPr>
+      <w:r>
+        <w:t>9. Distribution</w:t>
+      </w:r>
+    </w:p>
+    <w:p>
+      <w:pPr>
+        <w:spacing w:after="140"/>
+      </w:pPr>
+      <w:r>
+        <w:rPr>
+          <w:sz w:val="22"/>
+          <w:szCs w:val="22"/>
+        </w:rPr>
+        <w:t xml:space="preserve">Official master copy: office of the Medical Superintendent, «Hospital Name», with the Quality Coordinator.</w:t>
+      </w:r>
+    </w:p>
+    <w:p>
+      <w:pPr>
+        <w:spacing w:after="140"/>
+      </w:pPr>
+      <w:r>
+        <w:rPr>
+          <w:sz w:val="22"/>
+          <w:szCs w:val="22"/>
+        </w:rPr>
+        <w:t xml:space="preserve">Copies issued to: every in-patient ward; emergency; out-patient; day-care; nursing administration.</w:t>
+      </w:r>
+    </w:p>
+    <w:p>
+      <w:pPr>
+        <w:spacing w:after="140"/>
+      </w:pPr>
+      <w:r>
+        <w:rPr>
+          <w:sz w:val="22"/>
+          <w:szCs w:val="22"/>
+        </w:rPr>
+        <w:t xml:space="preserve">The current version is available to all staff at the «front-office policy file» and, if the hospital keeps an intranet, at «staff intranet / policies».</w:t>
+      </w:r>
+    </w:p>
+    <w:p>
+      <w:pPr>
+        <w:spacing w:after="140"/>
+      </w:pPr>
+      <w:r>
+        <w:rPr>
+          <w:sz w:val="22"/>
+          <w:szCs w:val="22"/>
+        </w:rPr>
+        <w:t xml:space="preserve">When a new version is issued, take old copies out of use.</w:t>
+      </w:r>
+    </w:p>
+    <w:p>
+      <w:pPr>
+        <w:pStyle w:val="Heading1"/>
+        <w:spacing w:after="120" w:before="280"/>
+      </w:pPr>
+      <w:r>
+        <w:t>10. Abbreviations</w:t>
+      </w:r>
+    </w:p>
+    <w:tbl>
+      <w:tblPr>
+        <w:tblW w:type="pct" w:w="100%"/>
+        <w:tblBorders>
+          <w:top w:val="single" w:color="auto" w:sz="4"/>
+          <w:left w:val="single" w:color="auto" w:sz="4"/>
+          <w:bottom w:val="single" w:color="auto" w:sz="4"/>
+          <w:right w:val="single" w:color="auto" w:sz="4"/>
+          <w:insideH w:val="single" w:color="auto" w:sz="4"/>
+          <w:insideV w:val="single" w:color="auto" w:sz="4"/>
+        </w:tblBorders>
+      </w:tblPr>
+      <w:tblGrid>
+        <w:gridCol w:w="100"/>
+        <w:gridCol w:w="100"/>
+      </w:tblGrid>
+      <w:tr>
+        <w:tc>
+          <w:tcPr>
+            <w:tcW w:type="pct" w:w="22%"/>
+            <w:tcBorders>
+              <w:top w:val="single" w:color="999999" w:sz="4"/>
+              <w:left w:val="single" w:color="999999" w:sz="4"/>
+              <w:bottom w:val="single" w:color="999999" w:sz="4"/>
+              <w:right w:val="single" w:color="999999" w:sz="4"/>
+            </w:tcBorders>
+            <w:shd w:fill="E8E8E8" w:val="clear"/>
+          </w:tcPr>
+          <w:p>
+            <w:r>
+              <w:rPr>
+                <w:b/>
+              </w:rPr>
+              <w:t>Abbreviation</w:t>
+            </w:r>
+          </w:p>
+        </w:tc>
+        <w:tc>
+          <w:tcPr>
+            <w:tcW w:type="pct" w:w="22%"/>
+            <w:tcBorders>
+              <w:top w:val="single" w:color="999999" w:sz="4"/>
+              <w:left w:val="single" w:color="999999" w:sz="4"/>
+              <w:bottom w:val="single" w:color="999999" w:sz="4"/>
+              <w:right w:val="single" w:color="999999" w:sz="4"/>
+            </w:tcBorders>
+            <w:shd w:fill="E8E8E8" w:val="clear"/>
+          </w:tcPr>
+          <w:p>
+            <w:r>
+              <w:rPr>
+                <w:b/>
+              </w:rPr>
+              <w:t>Meaning</w:t>
+            </w:r>
+          </w:p>
+        </w:tc>
+      </w:tr>
+      <w:tr>
+        <w:tc>
+          <w:tcPr>
+            <w:tcW w:type="pct" w:w="22%"/>
+            <w:tcBorders>
+              <w:top w:val="single" w:color="999999" w:sz="4"/>
+              <w:left w:val="single" w:color="999999" w:sz="4"/>
+              <w:bottom w:val="single" w:color="999999" w:sz="4"/>
+              <w:right w:val="single" w:color="999999" w:sz="4"/>
+            </w:tcBorders>
+            <w:shd w:fill="E8E8E8" w:val="clear"/>
+          </w:tcPr>
+          <w:p>
+            <w:r>
+              <w:rPr>
+                <w:b w:val="0"/>
+              </w:rPr>
+              <w:t>AAC</w:t>
+            </w:r>
+          </w:p>
+        </w:tc>
+        <w:tc>
+          <w:tcPr>
+            <w:tcW w:type="pct" w:w="22%"/>
+            <w:tcBorders>
+              <w:top w:val="single" w:color="999999" w:sz="4"/>
+              <w:left w:val="single" w:color="999999" w:sz="4"/>
+              <w:bottom w:val="single" w:color="999999" w:sz="4"/>
+              <w:right w:val="single" w:color="999999" w:sz="4"/>
+            </w:tcBorders>
+            <w:shd w:fill="E8E8E8" w:val="clear"/>
+          </w:tcPr>
+          <w:p>
+            <w:r>
+              <w:rPr>
+                <w:b w:val="0"/>
+              </w:rPr>
+              <w:t>Access, Assessment and Continuity of Care (NABH SHCO chapter 2)</w:t>
+            </w:r>
+          </w:p>
+        </w:tc>
+      </w:tr>
+      <w:tr>
+        <w:tc>
+          <w:tcPr>
+            <w:tcW w:type="pct" w:w="22%"/>
+            <w:tcBorders>
+              <w:top w:val="single" w:color="999999" w:sz="4"/>
+              <w:left w:val="single" w:color="999999" w:sz="4"/>
+              <w:bottom w:val="single" w:color="999999" w:sz="4"/>
+              <w:right w:val="single" w:color="999999" w:sz="4"/>
+            </w:tcBorders>
+            <w:shd w:fill="E8E8E8" w:val="clear"/>
+          </w:tcPr>
+          <w:p>
+            <w:r>
+              <w:rPr>
+                <w:b w:val="0"/>
+              </w:rPr>
+              <w:t>CAPA</w:t>
+            </w:r>
+          </w:p>
+        </w:tc>
+        <w:tc>
+          <w:tcPr>
+            <w:tcW w:type="pct" w:w="22%"/>
+            <w:tcBorders>
+              <w:top w:val="single" w:color="999999" w:sz="4"/>
+              <w:left w:val="single" w:color="999999" w:sz="4"/>
+              <w:bottom w:val="single" w:color="999999" w:sz="4"/>
+              <w:right w:val="single" w:color="999999" w:sz="4"/>
+            </w:tcBorders>
+            <w:shd w:fill="E8E8E8" w:val="clear"/>
+          </w:tcPr>
+          <w:p>
+            <w:r>
+              <w:rPr>
+                <w:b w:val="0"/>
+              </w:rPr>
+              <w:t>corrective and preventive action</w:t>
+            </w:r>
+          </w:p>
+        </w:tc>
+      </w:tr>
+      <w:tr>
+        <w:tc>
+          <w:tcPr>
+            <w:tcW w:type="pct" w:w="22%"/>
+            <w:tcBorders>
+              <w:top w:val="single" w:color="999999" w:sz="4"/>
+              <w:left w:val="single" w:color="999999" w:sz="4"/>
+              <w:bottom w:val="single" w:color="999999" w:sz="4"/>
+              <w:right w:val="single" w:color="999999" w:sz="4"/>
+            </w:tcBorders>
+            <w:shd w:fill="E8E8E8" w:val="clear"/>
+          </w:tcPr>
+          <w:p>
+            <w:r>
+              <w:rPr>
+                <w:b w:val="0"/>
+              </w:rPr>
+              <w:t>EWS</w:t>
+            </w:r>
+          </w:p>
+        </w:tc>
+        <w:tc>
+          <w:tcPr>
+            <w:tcW w:type="pct" w:w="22%"/>
+            <w:tcBorders>
+              <w:top w:val="single" w:color="999999" w:sz="4"/>
+              <w:left w:val="single" w:color="999999" w:sz="4"/>
+              <w:bottom w:val="single" w:color="999999" w:sz="4"/>
+              <w:right w:val="single" w:color="999999" w:sz="4"/>
+            </w:tcBorders>
+            <w:shd w:fill="E8E8E8" w:val="clear"/>
+          </w:tcPr>
+          <w:p>
+            <w:r>
+              <w:rPr>
+                <w:b w:val="0"/>
+              </w:rPr>
+              <w:t>early warning score</w:t>
+            </w:r>
+          </w:p>
+        </w:tc>
+      </w:tr>
+      <w:tr>
+        <w:tc>
+          <w:tcPr>
+            <w:tcW w:type="pct" w:w="22%"/>
+            <w:tcBorders>
+              <w:top w:val="single" w:color="999999" w:sz="4"/>
+              <w:left w:val="single" w:color="999999" w:sz="4"/>
+              <w:bottom w:val="single" w:color="999999" w:sz="4"/>
+              <w:right w:val="single" w:color="999999" w:sz="4"/>
+            </w:tcBorders>
+            <w:shd w:fill="E8E8E8" w:val="clear"/>
+          </w:tcPr>
+          <w:p>
+            <w:r>
+              <w:rPr>
+                <w:b w:val="0"/>
+              </w:rPr>
+              <w:t>NABH</w:t>
+            </w:r>
+          </w:p>
+        </w:tc>
+        <w:tc>
+          <w:tcPr>
+            <w:tcW w:type="pct" w:w="22%"/>
+            <w:tcBorders>
+              <w:top w:val="single" w:color="999999" w:sz="4"/>
+              <w:left w:val="single" w:color="999999" w:sz="4"/>
+              <w:bottom w:val="single" w:color="999999" w:sz="4"/>
+              <w:right w:val="single" w:color="999999" w:sz="4"/>
+            </w:tcBorders>
+            <w:shd w:fill="E8E8E8" w:val="clear"/>
+          </w:tcPr>
+          <w:p>
+            <w:r>
+              <w:rPr>
+                <w:b w:val="0"/>
+              </w:rPr>
+              <w:t>National Accreditation Board for Hospitals and Healthcare Providers</w:t>
+            </w:r>
+          </w:p>
+        </w:tc>
+      </w:tr>
+      <w:tr>
+        <w:tc>
+          <w:tcPr>
+            <w:tcW w:type="pct" w:w="22%"/>
+            <w:tcBorders>
+              <w:top w:val="single" w:color="999999" w:sz="4"/>
+              <w:left w:val="single" w:color="999999" w:sz="4"/>
+              <w:bottom w:val="single" w:color="999999" w:sz="4"/>
+              <w:right w:val="single" w:color="999999" w:sz="4"/>
+            </w:tcBorders>
+            <w:shd w:fill="E8E8E8" w:val="clear"/>
+          </w:tcPr>
+          <w:p>
+            <w:r>
+              <w:rPr>
+                <w:b w:val="0"/>
+              </w:rPr>
+              <w:t>OE</w:t>
+            </w:r>
+          </w:p>
+        </w:tc>
+        <w:tc>
+          <w:tcPr>
+            <w:tcW w:type="pct" w:w="22%"/>
+            <w:tcBorders>
+              <w:top w:val="single" w:color="999999" w:sz="4"/>
+              <w:left w:val="single" w:color="999999" w:sz="4"/>
+              <w:bottom w:val="single" w:color="999999" w:sz="4"/>
+              <w:right w:val="single" w:color="999999" w:sz="4"/>
+            </w:tcBorders>
+            <w:shd w:fill="E8E8E8" w:val="clear"/>
+          </w:tcPr>
+          <w:p>
+            <w:r>
+              <w:rPr>
+                <w:b w:val="0"/>
+              </w:rPr>
+              <w:t>objective element</w:t>
+            </w:r>
+          </w:p>
+        </w:tc>
+      </w:tr>
+      <w:tr>
+        <w:tc>
+          <w:tcPr>
+            <w:tcW w:type="pct" w:w="22%"/>
+            <w:tcBorders>
+              <w:top w:val="single" w:color="999999" w:sz="4"/>
+              <w:left w:val="single" w:color="999999" w:sz="4"/>
+              <w:bottom w:val="single" w:color="999999" w:sz="4"/>
+              <w:right w:val="single" w:color="999999" w:sz="4"/>
+            </w:tcBorders>
+            <w:shd w:fill="E8E8E8" w:val="clear"/>
+          </w:tcPr>
+          <w:p>
+            <w:r>
+              <w:rPr>
+                <w:b w:val="0"/>
+              </w:rPr>
+              <w:t>PRE</w:t>
+            </w:r>
+          </w:p>
+        </w:tc>
+        <w:tc>
+          <w:tcPr>
+            <w:tcW w:type="pct" w:w="22%"/>
+            <w:tcBorders>
+              <w:top w:val="single" w:color="999999" w:sz="4"/>
+              <w:left w:val="single" w:color="999999" w:sz="4"/>
+              <w:bottom w:val="single" w:color="999999" w:sz="4"/>
+              <w:right w:val="single" w:color="999999" w:sz="4"/>
+            </w:tcBorders>
+            <w:shd w:fill="E8E8E8" w:val="clear"/>
+          </w:tcPr>
+          <w:p>
+            <w:r>
+              <w:rPr>
+                <w:b w:val="0"/>
+              </w:rPr>
+              <w:t>Patient Rights and Education (NABH SHCO chapter 4)</w:t>
+            </w:r>
+          </w:p>
+        </w:tc>
+      </w:tr>
+      <w:tr>
+        <w:tc>
+          <w:tcPr>
+            <w:tcW w:type="pct" w:w="22%"/>
+            <w:tcBorders>
+              <w:top w:val="single" w:color="999999" w:sz="4"/>
+              <w:left w:val="single" w:color="999999" w:sz="4"/>
+              <w:bottom w:val="single" w:color="999999" w:sz="4"/>
+              <w:right w:val="single" w:color="999999" w:sz="4"/>
+            </w:tcBorders>
+            <w:shd w:fill="E8E8E8" w:val="clear"/>
+          </w:tcPr>
+          <w:p>
+            <w:r>
+              <w:rPr>
+                <w:b w:val="0"/>
+              </w:rPr>
+              <w:t>SBAR</w:t>
+            </w:r>
+          </w:p>
+        </w:tc>
+        <w:tc>
+          <w:tcPr>
+            <w:tcW w:type="pct" w:w="22%"/>
+            <w:tcBorders>
+              <w:top w:val="single" w:color="999999" w:sz="4"/>
+              <w:left w:val="single" w:color="999999" w:sz="4"/>
+              <w:bottom w:val="single" w:color="999999" w:sz="4"/>
+              <w:right w:val="single" w:color="999999" w:sz="4"/>
+            </w:tcBorders>
+            <w:shd w:fill="E8E8E8" w:val="clear"/>
+          </w:tcPr>
+          <w:p>
+            <w:r>
+              <w:rPr>
+                <w:b w:val="0"/>
+              </w:rPr>
+              <w:t>Situation, Background, Assessment, Recommendation</w:t>
+            </w:r>
+          </w:p>
+        </w:tc>
+      </w:tr>
+      <w:tr>
+        <w:tc>
+          <w:tcPr>
+            <w:tcW w:type="pct" w:w="22%"/>
+            <w:tcBorders>
+              <w:top w:val="single" w:color="999999" w:sz="4"/>
+              <w:left w:val="single" w:color="999999" w:sz="4"/>
+              <w:bottom w:val="single" w:color="999999" w:sz="4"/>
+              <w:right w:val="single" w:color="999999" w:sz="4"/>
+            </w:tcBorders>
+            <w:shd w:fill="E8E8E8" w:val="clear"/>
+          </w:tcPr>
+          <w:p>
+            <w:r>
+              <w:rPr>
+                <w:b w:val="0"/>
+              </w:rPr>
+              <w:t>SHCO</w:t>
+            </w:r>
+          </w:p>
+        </w:tc>
+        <w:tc>
+          <w:tcPr>
+            <w:tcW w:type="pct" w:w="22%"/>
+            <w:tcBorders>
+              <w:top w:val="single" w:color="999999" w:sz="4"/>
+              <w:left w:val="single" w:color="999999" w:sz="4"/>
+              <w:bottom w:val="single" w:color="999999" w:sz="4"/>
+              <w:right w:val="single" w:color="999999" w:sz="4"/>
+            </w:tcBorders>
+            <w:shd w:fill="E8E8E8" w:val="clear"/>
+          </w:tcPr>
+          <w:p>
+            <w:r>
+              <w:rPr>
+                <w:b w:val="0"/>
+              </w:rPr>
+              <w:t>Standards for Small Healthcare Organisations</w:t>
+            </w:r>
+          </w:p>
+        </w:tc>
+      </w:tr>
+    </w:tbl>
+    <w:p>
+      <w:pPr>
+        <w:pStyle w:val="Heading1"/>
+        <w:spacing w:after="120" w:before="280"/>
+      </w:pPr>
+      <w:r>
+        <w:t>11. Traceability to NABH SHCO 3rd Edition AAC.7</w:t>
+      </w:r>
+    </w:p>
+    <w:p>
+      <w:pPr>
+        <w:spacing w:after="120"/>
+      </w:pPr>
+      <w:r>
+        <w:rPr>
+          <w:i/>
+          <w:iCs/>
+          <w:sz w:val="20"/>
+          <w:szCs w:val="20"/>
+        </w:rPr>
+        <w:t xml:space="preserve">This table is an index. It is not how the policy is organised.</w:t>
+      </w:r>
+    </w:p>
     <w:tbl>
       <w:tblPr>
         <w:tblW w:type="pct" w:w="100%"/>
@@ -2877,490 +3361,6 @@
         </w:tc>
       </w:tr>
     </w:tbl>
-    <w:p>
-      <w:pPr>
-        <w:pStyle w:val="Heading1"/>
-        <w:spacing w:after="120" w:before="280"/>
-      </w:pPr>
-      <w:r>
-        <w:t>9. Distribution</w:t>
-      </w:r>
-    </w:p>
-    <w:p>
-      <w:pPr>
-        <w:spacing w:after="140"/>
-      </w:pPr>
-      <w:r>
-        <w:rPr>
-          <w:sz w:val="22"/>
-          <w:szCs w:val="22"/>
-        </w:rPr>
-        <w:t xml:space="preserve">Official master copy: office of the Medical Superintendent, «Hospital Name», with the Quality Coordinator.</w:t>
-      </w:r>
-    </w:p>
-    <w:p>
-      <w:pPr>
-        <w:spacing w:after="140"/>
-      </w:pPr>
-      <w:r>
-        <w:rPr>
-          <w:sz w:val="22"/>
-          <w:szCs w:val="22"/>
-        </w:rPr>
-        <w:t xml:space="preserve">Copies issued to: every in-patient ward; emergency; out-patient; day-care; nursing administration.</w:t>
-      </w:r>
-    </w:p>
-    <w:p>
-      <w:pPr>
-        <w:spacing w:after="140"/>
-      </w:pPr>
-      <w:r>
-        <w:rPr>
-          <w:sz w:val="22"/>
-          <w:szCs w:val="22"/>
-        </w:rPr>
-        <w:t xml:space="preserve">The current version is available to all staff at the «front-office policy file» and, if the hospital keeps an intranet, at «staff intranet / policies».</w:t>
-      </w:r>
-    </w:p>
-    <w:p>
-      <w:pPr>
-        <w:spacing w:after="140"/>
-      </w:pPr>
-      <w:r>
-        <w:rPr>
-          <w:sz w:val="22"/>
-          <w:szCs w:val="22"/>
-        </w:rPr>
-        <w:t xml:space="preserve">When a new version is issued, take old copies out of use.</w:t>
-      </w:r>
-    </w:p>
-    <w:p>
-      <w:pPr>
-        <w:pStyle w:val="Heading1"/>
-        <w:spacing w:after="120" w:before="280"/>
-      </w:pPr>
-      <w:r>
-        <w:t>10. Abbreviations</w:t>
-      </w:r>
-    </w:p>
-    <w:tbl>
-      <w:tblPr>
-        <w:tblW w:type="pct" w:w="100%"/>
-        <w:tblBorders>
-          <w:top w:val="single" w:color="auto" w:sz="4"/>
-          <w:left w:val="single" w:color="auto" w:sz="4"/>
-          <w:bottom w:val="single" w:color="auto" w:sz="4"/>
-          <w:right w:val="single" w:color="auto" w:sz="4"/>
-          <w:insideH w:val="single" w:color="auto" w:sz="4"/>
-          <w:insideV w:val="single" w:color="auto" w:sz="4"/>
-        </w:tblBorders>
-      </w:tblPr>
-      <w:tblGrid>
-        <w:gridCol w:w="100"/>
-        <w:gridCol w:w="100"/>
-      </w:tblGrid>
-      <w:tr>
-        <w:tc>
-          <w:tcPr>
-            <w:tcW w:type="pct" w:w="22%"/>
-            <w:tcBorders>
-              <w:top w:val="single" w:color="999999" w:sz="4"/>
-              <w:left w:val="single" w:color="999999" w:sz="4"/>
-              <w:bottom w:val="single" w:color="999999" w:sz="4"/>
-              <w:right w:val="single" w:color="999999" w:sz="4"/>
-            </w:tcBorders>
-            <w:shd w:fill="E8E8E8" w:val="clear"/>
-          </w:tcPr>
-          <w:p>
-            <w:r>
-              <w:rPr>
-                <w:b/>
-              </w:rPr>
-              <w:t>Abbreviation</w:t>
-            </w:r>
-          </w:p>
-        </w:tc>
-        <w:tc>
-          <w:tcPr>
-            <w:tcW w:type="pct" w:w="22%"/>
-            <w:tcBorders>
-              <w:top w:val="single" w:color="999999" w:sz="4"/>
-              <w:left w:val="single" w:color="999999" w:sz="4"/>
-              <w:bottom w:val="single" w:color="999999" w:sz="4"/>
-              <w:right w:val="single" w:color="999999" w:sz="4"/>
-            </w:tcBorders>
-            <w:shd w:fill="E8E8E8" w:val="clear"/>
-          </w:tcPr>
-          <w:p>
-            <w:r>
-              <w:rPr>
-                <w:b/>
-              </w:rPr>
-              <w:t>Meaning</w:t>
-            </w:r>
-          </w:p>
-        </w:tc>
-      </w:tr>
-      <w:tr>
-        <w:tc>
-          <w:tcPr>
-            <w:tcW w:type="pct" w:w="22%"/>
-            <w:tcBorders>
-              <w:top w:val="single" w:color="999999" w:sz="4"/>
-              <w:left w:val="single" w:color="999999" w:sz="4"/>
-              <w:bottom w:val="single" w:color="999999" w:sz="4"/>
-              <w:right w:val="single" w:color="999999" w:sz="4"/>
-            </w:tcBorders>
-            <w:shd w:fill="E8E8E8" w:val="clear"/>
-          </w:tcPr>
-          <w:p>
-            <w:r>
-              <w:rPr>
-                <w:b w:val="0"/>
-              </w:rPr>
-              <w:t>AAC</w:t>
-            </w:r>
-          </w:p>
-        </w:tc>
-        <w:tc>
-          <w:tcPr>
-            <w:tcW w:type="pct" w:w="22%"/>
-            <w:tcBorders>
-              <w:top w:val="single" w:color="999999" w:sz="4"/>
-              <w:left w:val="single" w:color="999999" w:sz="4"/>
-              <w:bottom w:val="single" w:color="999999" w:sz="4"/>
-              <w:right w:val="single" w:color="999999" w:sz="4"/>
-            </w:tcBorders>
-            <w:shd w:fill="E8E8E8" w:val="clear"/>
-          </w:tcPr>
-          <w:p>
-            <w:r>
-              <w:rPr>
-                <w:b w:val="0"/>
-              </w:rPr>
-              <w:t>Access, Assessment and Continuity of Care (NABH SHCO chapter 2)</w:t>
-            </w:r>
-          </w:p>
-        </w:tc>
-      </w:tr>
-      <w:tr>
-        <w:tc>
-          <w:tcPr>
-            <w:tcW w:type="pct" w:w="22%"/>
-            <w:tcBorders>
-              <w:top w:val="single" w:color="999999" w:sz="4"/>
-              <w:left w:val="single" w:color="999999" w:sz="4"/>
-              <w:bottom w:val="single" w:color="999999" w:sz="4"/>
-              <w:right w:val="single" w:color="999999" w:sz="4"/>
-            </w:tcBorders>
-            <w:shd w:fill="E8E8E8" w:val="clear"/>
-          </w:tcPr>
-          <w:p>
-            <w:r>
-              <w:rPr>
-                <w:b w:val="0"/>
-              </w:rPr>
-              <w:t>CAPA</w:t>
-            </w:r>
-          </w:p>
-        </w:tc>
-        <w:tc>
-          <w:tcPr>
-            <w:tcW w:type="pct" w:w="22%"/>
-            <w:tcBorders>
-              <w:top w:val="single" w:color="999999" w:sz="4"/>
-              <w:left w:val="single" w:color="999999" w:sz="4"/>
-              <w:bottom w:val="single" w:color="999999" w:sz="4"/>
-              <w:right w:val="single" w:color="999999" w:sz="4"/>
-            </w:tcBorders>
-            <w:shd w:fill="E8E8E8" w:val="clear"/>
-          </w:tcPr>
-          <w:p>
-            <w:r>
-              <w:rPr>
-                <w:b w:val="0"/>
-              </w:rPr>
-              <w:t>corrective and preventive action</w:t>
-            </w:r>
-          </w:p>
-        </w:tc>
-      </w:tr>
-      <w:tr>
-        <w:tc>
-          <w:tcPr>
-            <w:tcW w:type="pct" w:w="22%"/>
-            <w:tcBorders>
-              <w:top w:val="single" w:color="999999" w:sz="4"/>
-              <w:left w:val="single" w:color="999999" w:sz="4"/>
-              <w:bottom w:val="single" w:color="999999" w:sz="4"/>
-              <w:right w:val="single" w:color="999999" w:sz="4"/>
-            </w:tcBorders>
-            <w:shd w:fill="E8E8E8" w:val="clear"/>
-          </w:tcPr>
-          <w:p>
-            <w:r>
-              <w:rPr>
-                <w:b w:val="0"/>
-              </w:rPr>
-              <w:t>EWS</w:t>
-            </w:r>
-          </w:p>
-        </w:tc>
-        <w:tc>
-          <w:tcPr>
-            <w:tcW w:type="pct" w:w="22%"/>
-            <w:tcBorders>
-              <w:top w:val="single" w:color="999999" w:sz="4"/>
-              <w:left w:val="single" w:color="999999" w:sz="4"/>
-              <w:bottom w:val="single" w:color="999999" w:sz="4"/>
-              <w:right w:val="single" w:color="999999" w:sz="4"/>
-            </w:tcBorders>
-            <w:shd w:fill="E8E8E8" w:val="clear"/>
-          </w:tcPr>
-          <w:p>
-            <w:r>
-              <w:rPr>
-                <w:b w:val="0"/>
-              </w:rPr>
-              <w:t>early warning score</w:t>
-            </w:r>
-          </w:p>
-        </w:tc>
-      </w:tr>
-      <w:tr>
-        <w:tc>
-          <w:tcPr>
-            <w:tcW w:type="pct" w:w="22%"/>
-            <w:tcBorders>
-              <w:top w:val="single" w:color="999999" w:sz="4"/>
-              <w:left w:val="single" w:color="999999" w:sz="4"/>
-              <w:bottom w:val="single" w:color="999999" w:sz="4"/>
-              <w:right w:val="single" w:color="999999" w:sz="4"/>
-            </w:tcBorders>
-            <w:shd w:fill="E8E8E8" w:val="clear"/>
-          </w:tcPr>
-          <w:p>
-            <w:r>
-              <w:rPr>
-                <w:b w:val="0"/>
-              </w:rPr>
-              <w:t>NABH</w:t>
-            </w:r>
-          </w:p>
-        </w:tc>
-        <w:tc>
-          <w:tcPr>
-            <w:tcW w:type="pct" w:w="22%"/>
-            <w:tcBorders>
-              <w:top w:val="single" w:color="999999" w:sz="4"/>
-              <w:left w:val="single" w:color="999999" w:sz="4"/>
-              <w:bottom w:val="single" w:color="999999" w:sz="4"/>
-              <w:right w:val="single" w:color="999999" w:sz="4"/>
-            </w:tcBorders>
-            <w:shd w:fill="E8E8E8" w:val="clear"/>
-          </w:tcPr>
-          <w:p>
-            <w:r>
-              <w:rPr>
-                <w:b w:val="0"/>
-              </w:rPr>
-              <w:t>National Accreditation Board for Hospitals and Healthcare Providers</w:t>
-            </w:r>
-          </w:p>
-        </w:tc>
-      </w:tr>
-      <w:tr>
-        <w:tc>
-          <w:tcPr>
-            <w:tcW w:type="pct" w:w="22%"/>
-            <w:tcBorders>
-              <w:top w:val="single" w:color="999999" w:sz="4"/>
-              <w:left w:val="single" w:color="999999" w:sz="4"/>
-              <w:bottom w:val="single" w:color="999999" w:sz="4"/>
-              <w:right w:val="single" w:color="999999" w:sz="4"/>
-            </w:tcBorders>
-            <w:shd w:fill="E8E8E8" w:val="clear"/>
-          </w:tcPr>
-          <w:p>
-            <w:r>
-              <w:rPr>
-                <w:b w:val="0"/>
-              </w:rPr>
-              <w:t>OE</w:t>
-            </w:r>
-          </w:p>
-        </w:tc>
-        <w:tc>
-          <w:tcPr>
-            <w:tcW w:type="pct" w:w="22%"/>
-            <w:tcBorders>
-              <w:top w:val="single" w:color="999999" w:sz="4"/>
-              <w:left w:val="single" w:color="999999" w:sz="4"/>
-              <w:bottom w:val="single" w:color="999999" w:sz="4"/>
-              <w:right w:val="single" w:color="999999" w:sz="4"/>
-            </w:tcBorders>
-            <w:shd w:fill="E8E8E8" w:val="clear"/>
-          </w:tcPr>
-          <w:p>
-            <w:r>
-              <w:rPr>
-                <w:b w:val="0"/>
-              </w:rPr>
-              <w:t>objective element</w:t>
-            </w:r>
-          </w:p>
-        </w:tc>
-      </w:tr>
-      <w:tr>
-        <w:tc>
-          <w:tcPr>
-            <w:tcW w:type="pct" w:w="22%"/>
-            <w:tcBorders>
-              <w:top w:val="single" w:color="999999" w:sz="4"/>
-              <w:left w:val="single" w:color="999999" w:sz="4"/>
-              <w:bottom w:val="single" w:color="999999" w:sz="4"/>
-              <w:right w:val="single" w:color="999999" w:sz="4"/>
-            </w:tcBorders>
-            <w:shd w:fill="E8E8E8" w:val="clear"/>
-          </w:tcPr>
-          <w:p>
-            <w:r>
-              <w:rPr>
-                <w:b w:val="0"/>
-              </w:rPr>
-              <w:t>PRE</w:t>
-            </w:r>
-          </w:p>
-        </w:tc>
-        <w:tc>
-          <w:tcPr>
-            <w:tcW w:type="pct" w:w="22%"/>
-            <w:tcBorders>
-              <w:top w:val="single" w:color="999999" w:sz="4"/>
-              <w:left w:val="single" w:color="999999" w:sz="4"/>
-              <w:bottom w:val="single" w:color="999999" w:sz="4"/>
-              <w:right w:val="single" w:color="999999" w:sz="4"/>
-            </w:tcBorders>
-            <w:shd w:fill="E8E8E8" w:val="clear"/>
-          </w:tcPr>
-          <w:p>
-            <w:r>
-              <w:rPr>
-                <w:b w:val="0"/>
-              </w:rPr>
-              <w:t>Patient Rights and Education (NABH SHCO chapter 4)</w:t>
-            </w:r>
-          </w:p>
-        </w:tc>
-      </w:tr>
-      <w:tr>
-        <w:tc>
-          <w:tcPr>
-            <w:tcW w:type="pct" w:w="22%"/>
-            <w:tcBorders>
-              <w:top w:val="single" w:color="999999" w:sz="4"/>
-              <w:left w:val="single" w:color="999999" w:sz="4"/>
-              <w:bottom w:val="single" w:color="999999" w:sz="4"/>
-              <w:right w:val="single" w:color="999999" w:sz="4"/>
-            </w:tcBorders>
-            <w:shd w:fill="E8E8E8" w:val="clear"/>
-          </w:tcPr>
-          <w:p>
-            <w:r>
-              <w:rPr>
-                <w:b w:val="0"/>
-              </w:rPr>
-              <w:t>SBAR</w:t>
-            </w:r>
-          </w:p>
-        </w:tc>
-        <w:tc>
-          <w:tcPr>
-            <w:tcW w:type="pct" w:w="22%"/>
-            <w:tcBorders>
-              <w:top w:val="single" w:color="999999" w:sz="4"/>
-              <w:left w:val="single" w:color="999999" w:sz="4"/>
-              <w:bottom w:val="single" w:color="999999" w:sz="4"/>
-              <w:right w:val="single" w:color="999999" w:sz="4"/>
-            </w:tcBorders>
-            <w:shd w:fill="E8E8E8" w:val="clear"/>
-          </w:tcPr>
-          <w:p>
-            <w:r>
-              <w:rPr>
-                <w:b w:val="0"/>
-              </w:rPr>
-              <w:t>Situation, Background, Assessment, Recommendation</w:t>
-            </w:r>
-          </w:p>
-        </w:tc>
-      </w:tr>
-      <w:tr>
-        <w:tc>
-          <w:tcPr>
-            <w:tcW w:type="pct" w:w="22%"/>
-            <w:tcBorders>
-              <w:top w:val="single" w:color="999999" w:sz="4"/>
-              <w:left w:val="single" w:color="999999" w:sz="4"/>
-              <w:bottom w:val="single" w:color="999999" w:sz="4"/>
-              <w:right w:val="single" w:color="999999" w:sz="4"/>
-            </w:tcBorders>
-            <w:shd w:fill="E8E8E8" w:val="clear"/>
-          </w:tcPr>
-          <w:p>
-            <w:r>
-              <w:rPr>
-                <w:b w:val="0"/>
-              </w:rPr>
-              <w:t>SHCO</w:t>
-            </w:r>
-          </w:p>
-        </w:tc>
-        <w:tc>
-          <w:tcPr>
-            <w:tcW w:type="pct" w:w="22%"/>
-            <w:tcBorders>
-              <w:top w:val="single" w:color="999999" w:sz="4"/>
-              <w:left w:val="single" w:color="999999" w:sz="4"/>
-              <w:bottom w:val="single" w:color="999999" w:sz="4"/>
-              <w:right w:val="single" w:color="999999" w:sz="4"/>
-            </w:tcBorders>
-            <w:shd w:fill="E8E8E8" w:val="clear"/>
-          </w:tcPr>
-          <w:p>
-            <w:r>
-              <w:rPr>
-                <w:b w:val="0"/>
-              </w:rPr>
-              <w:t>Standards for Small Healthcare Organisations</w:t>
-            </w:r>
-          </w:p>
-        </w:tc>
-      </w:tr>
-    </w:tbl>
-    <w:p>
-      <w:pPr>
-        <w:pStyle w:val="Heading1"/>
-        <w:spacing w:after="120" w:before="280"/>
-      </w:pPr>
-      <w:r>
-        <w:t>11. Traceability to NABH SHCO 3rd Edition AAC.7</w:t>
-      </w:r>
-    </w:p>
-    <w:p>
-      <w:pPr>
-        <w:spacing w:after="120"/>
-      </w:pPr>
-      <w:r>
-        <w:rPr>
-          <w:i/>
-          <w:iCs/>
-          <w:sz w:val="20"/>
-          <w:szCs w:val="20"/>
-        </w:rPr>
-        <w:t xml:space="preserve">This table is an index. It is not how the policy is organised.</w:t>
-      </w:r>
-    </w:p>
     <w:p>
       <w:pPr>
         <w:pStyle w:val="Heading1"/>

--- a/policies/build/masters/AAC.7_v2_master.docx
+++ b/policies/build/masters/AAC.7_v2_master.docx
@@ -698,7 +698,7 @@
           <w:sz w:val="22"/>
           <w:szCs w:val="22"/>
         </w:rPr>
-        <w:t xml:space="preserve">It covers the four elements AAC.7.a–d: responsible individual identified, information sharing, standardised handover, and safe internal transfer.</w:t>
+        <w:t>It covers four elements: responsible individual identified, information sharing, standardised handover, and safe internal transfer.</w:t>
       </w:r>
     </w:p>
     <w:p>

--- a/policies/build/masters/AAC.7_v2_master.docx
+++ b/policies/build/masters/AAC.7_v2_master.docx
@@ -3647,8 +3647,23 @@
           <w:sz w:val="22"/>
           <w:szCs w:val="22"/>
         </w:rPr>
-        <w:t xml:space="preserve">National Accreditation Board for Hospitals and Healthcare Providers (NABH), Standards for Small Healthcare Organisations, 3rd Edition — Access, Assessment and Continuity of Care chapter, standard AAC.7.</w:t>
-      </w:r>
+      </w:r>
+      <w:r>
+        <w:rPr>
+          <w:sz w:val="22"/>
+        </w:rPr>
+        <w:t xml:space="preserve">National Accreditation Board for Hospitals &amp; Healthcare Providers. (2022). Standards for small healthcare organisations (3rd ed.) — Access, Assessment and Continuity of Care chapter, standard AAC.7. </w:t>
+      </w:r>
+      <w:hyperlink r:id="rId9">
+        <w:r>
+          <w:rPr>
+            <w:rStyle w:val="Hyperlink"/>
+            <w:sz w:val="22"/>
+            <w:szCs w:val="22"/>
+          </w:rPr>
+          <w:t>https://nabh.co/programmes/small-healthcare-organisation-shco-accreditation-programme/</w:t>
+        </w:r>
+      </w:hyperlink>
     </w:p>
     <w:p>
       <w:pPr>
